--- a/review-tasks/1g-load-review/participant/protocols/12-stability.docx
+++ b/review-tasks/1g-load-review/participant/protocols/12-stability.docx
@@ -461,7 +461,7 @@
           <w:p>
             <w:r>
               <w:rPr/>
-              <w:t>440</w:t>
+              <w:t>470</w:t>
             </w:r>
           </w:p>
         </w:tc>
@@ -529,7 +529,7 @@
           <w:p>
             <w:r>
               <w:rPr/>
-              <w:t>640</w:t>
+              <w:t>680</w:t>
             </w:r>
           </w:p>
         </w:tc>
@@ -597,7 +597,7 @@
           <w:p>
             <w:r>
               <w:rPr/>
-              <w:t>1 230</w:t>
+              <w:t>1 320</w:t>
             </w:r>
           </w:p>
         </w:tc>
@@ -665,7 +665,7 @@
           <w:p>
             <w:r>
               <w:rPr/>
-              <w:t>2 030</w:t>
+              <w:t>2 190</w:t>
             </w:r>
           </w:p>
         </w:tc>
@@ -733,7 +733,7 @@
           <w:p>
             <w:r>
               <w:rPr/>
-              <w:t>850</w:t>
+              <w:t>920</w:t>
             </w:r>
           </w:p>
         </w:tc>
@@ -801,7 +801,7 @@
           <w:p>
             <w:r>
               <w:rPr/>
-              <w:t>1 460</w:t>
+              <w:t>1 570</w:t>
             </w:r>
           </w:p>
         </w:tc>
@@ -869,7 +869,7 @@
           <w:p>
             <w:r>
               <w:rPr/>
-              <w:t>5 840</w:t>
+              <w:t>6 250</w:t>
             </w:r>
           </w:p>
         </w:tc>
@@ -937,7 +937,7 @@
           <w:p>
             <w:r>
               <w:rPr/>
-              <w:t>320</w:t>
+              <w:t>350</w:t>
             </w:r>
           </w:p>
         </w:tc>
@@ -1005,7 +1005,7 @@
           <w:p>
             <w:r>
               <w:rPr/>
-              <w:t>2 410</w:t>
+              <w:t>3 710</w:t>
             </w:r>
           </w:p>
         </w:tc>
@@ -1073,7 +1073,7 @@
           <w:p>
             <w:r>
               <w:rPr/>
-              <w:t>540</w:t>
+              <w:t>580</w:t>
             </w:r>
           </w:p>
         </w:tc>
@@ -1281,7 +1281,7 @@
           <w:p>
             <w:r>
               <w:rPr/>
-              <w:t>41</w:t>
+              <w:t>40</w:t>
             </w:r>
           </w:p>
         </w:tc>
@@ -1292,7 +1292,7 @@
           <w:p>
             <w:r>
               <w:rPr/>
-              <w:t>49</w:t>
+              <w:t>47</w:t>
             </w:r>
           </w:p>
         </w:tc>
@@ -1327,7 +1327,7 @@
           <w:p>
             <w:r>
               <w:rPr/>
-              <w:t>66</w:t>
+              <w:t>63</w:t>
             </w:r>
           </w:p>
         </w:tc>
@@ -1362,7 +1362,42 @@
           <w:p>
             <w:r>
               <w:rPr/>
-              <w:t>19</w:t>
+              <w:t>18</w:t>
+            </w:r>
+          </w:p>
+        </w:tc>
+      </w:tr>
+      <w:tr>
+        <w:tc>
+          <w:tcPr>
+            <w:tcW w:type="dxa" w:w="2880"/>
+          </w:tcPr>
+          <w:p>
+            <w:r>
+              <w:rPr/>
+              <w:t>Память efr-cft-adapter, %</w:t>
+            </w:r>
+          </w:p>
+        </w:tc>
+        <w:tc>
+          <w:tcPr>
+            <w:tcW w:type="dxa" w:w="2880"/>
+          </w:tcPr>
+          <w:p>
+            <w:r>
+              <w:rPr/>
+              <w:t>47</w:t>
+            </w:r>
+          </w:p>
+        </w:tc>
+        <w:tc>
+          <w:tcPr>
+            <w:tcW w:type="dxa" w:w="2880"/>
+          </w:tcPr>
+          <w:p>
+            <w:r>
+              <w:rPr/>
+              <w:t>50</w:t>
             </w:r>
           </w:p>
         </w:tc>
@@ -1386,7 +1421,7 @@
           <w:p>
             <w:r>
               <w:rPr/>
-              <w:t>31</w:t>
+              <w:t>32</w:t>
             </w:r>
           </w:p>
         </w:tc>
@@ -1397,7 +1432,7 @@
           <w:p>
             <w:r>
               <w:rPr/>
-              <w:t>52</w:t>
+              <w:t>53</w:t>
             </w:r>
           </w:p>
         </w:tc>
@@ -1432,7 +1467,7 @@
           <w:p>
             <w:r>
               <w:rPr/>
-              <w:t>74</w:t>
+              <w:t>75</w:t>
             </w:r>
           </w:p>
         </w:tc>
@@ -1456,7 +1491,7 @@
           <w:p>
             <w:r>
               <w:rPr/>
-              <w:t>22</w:t>
+              <w:t>24</w:t>
             </w:r>
           </w:p>
         </w:tc>
@@ -1467,7 +1502,7 @@
           <w:p>
             <w:r>
               <w:rPr/>
-              <w:t>64</w:t>
+              <w:t>66</w:t>
             </w:r>
           </w:p>
         </w:tc>
@@ -1491,7 +1526,7 @@
           <w:p>
             <w:r>
               <w:rPr/>
-              <w:t>47</w:t>
+              <w:t>46</w:t>
             </w:r>
           </w:p>
         </w:tc>
@@ -1502,7 +1537,7 @@
           <w:p>
             <w:r>
               <w:rPr/>
-              <w:t>53</w:t>
+              <w:t>54</w:t>
             </w:r>
           </w:p>
         </w:tc>
@@ -1526,7 +1561,7 @@
           <w:p>
             <w:r>
               <w:rPr/>
-              <w:t>45</w:t>
+              <w:t>44</w:t>
             </w:r>
           </w:p>
         </w:tc>
@@ -1538,6 +1573,41 @@
             <w:r>
               <w:rPr/>
               <w:t>51</w:t>
+            </w:r>
+          </w:p>
+        </w:tc>
+      </w:tr>
+      <w:tr>
+        <w:tc>
+          <w:tcPr>
+            <w:tcW w:type="dxa" w:w="2880"/>
+          </w:tcPr>
+          <w:p>
+            <w:r>
+              <w:rPr/>
+              <w:t>Heap JMeter на генераторах, % от 6 ГБ</w:t>
+            </w:r>
+          </w:p>
+        </w:tc>
+        <w:tc>
+          <w:tcPr>
+            <w:tcW w:type="dxa" w:w="2880"/>
+          </w:tcPr>
+          <w:p>
+            <w:r>
+              <w:rPr/>
+              <w:t>46</w:t>
+            </w:r>
+          </w:p>
+        </w:tc>
+        <w:tc>
+          <w:tcPr>
+            <w:tcW w:type="dxa" w:w="2880"/>
+          </w:tcPr>
+          <w:p>
+            <w:r>
+              <w:rPr/>
+              <w:t>53</w:t>
             </w:r>
           </w:p>
         </w:tc>
